--- a/programming/pythonii/Python2Syllabus_2026.docx
+++ b/programming/pythonii/Python2Syllabus_2026.docx
@@ -1,6 +1,6 @@
 
 <file path=word/document.xml><?xml version="1.0" encoding="utf-8"?>
-<w:document xmlns:wpc="http://schemas.microsoft.com/office/word/2010/wordprocessingCanvas" xmlns:cx="http://schemas.microsoft.com/office/drawing/2014/chartex" xmlns:cx1="http://schemas.microsoft.com/office/drawing/2015/9/8/chartex" xmlns:cx2="http://schemas.microsoft.com/office/drawing/2015/10/21/chartex" xmlns:cx3="http://schemas.microsoft.com/office/drawing/2016/5/9/chartex" xmlns:cx4="http://schemas.microsoft.com/office/drawing/2016/5/10/chartex" xmlns:cx5="http://schemas.microsoft.com/office/drawing/2016/5/11/chartex" xmlns:cx6="http://schemas.microsoft.com/office/drawing/2016/5/12/chartex" xmlns:cx7="http://schemas.microsoft.com/office/drawing/2016/5/13/chartex" xmlns:cx8="http://schemas.microsoft.com/office/drawing/2016/5/14/chartex" xmlns:mc="http://schemas.openxmlformats.org/markup-compatibility/2006" xmlns:aink="http://schemas.microsoft.com/office/drawing/2016/ink" xmlns:am3d="http://schemas.microsoft.com/office/drawing/2017/model3d" xmlns:o="urn:schemas-microsoft-com:office:office" xmlns:oel="http://schemas.microsoft.com/office/2019/extlst" xmlns:r="http://schemas.openxmlformats.org/officeDocument/2006/relationships" xmlns:m="http://schemas.openxmlformats.org/officeDocument/2006/math" xmlns:v="urn:schemas-microsoft-com:vml" xmlns:wp14="http://schemas.microsoft.com/office/word/2010/wordprocessingDrawing" xmlns:wp="http://schemas.openxmlformats.org/drawingml/2006/wordprocessingDrawing" xmlns:w10="urn:schemas-microsoft-com:office:word" xmlns:w="http://schemas.openxmlformats.org/wordprocessingml/2006/main" xmlns:w14="http://schemas.microsoft.com/office/word/2010/wordml" xmlns:w15="http://schemas.microsoft.com/office/word/2012/wordml" xmlns:w16cex="http://schemas.microsoft.com/office/word/2018/wordml/cex" xmlns:w16cid="http://schemas.microsoft.com/office/word/2016/wordml/cid" xmlns:w16="http://schemas.microsoft.com/office/word/2018/wordml" xmlns:w16du="http://schemas.microsoft.com/office/word/2023/wordml/word16du" xmlns:w16sdtdh="http://schemas.microsoft.com/office/word/2020/wordml/sdtdatahash" xmlns:w16sdtfl="http://schemas.microsoft.com/office/word/2024/wordml/sdtformatlock" xmlns:w16se="http://schemas.microsoft.com/office/word/2015/wordml/symex" xmlns:wpg="http://schemas.microsoft.com/office/word/2010/wordprocessingGroup" xmlns:wpi="http://schemas.microsoft.com/office/word/2010/wordprocessingInk" xmlns:wne="http://schemas.microsoft.com/office/word/2006/wordml" xmlns:wps="http://schemas.microsoft.com/office/word/2010/wordprocessingShape" mc:Ignorable="w14 w15 w16se w16cid w16 w16cex w16sdtdh w16sdtfl w16du wp14">
+<w:document xmlns:wpc="http://schemas.microsoft.com/office/word/2010/wordprocessingCanvas" xmlns:cx="http://schemas.microsoft.com/office/drawing/2014/chartex" xmlns:cx1="http://schemas.microsoft.com/office/drawing/2015/9/8/chartex" xmlns:cx2="http://schemas.microsoft.com/office/drawing/2015/10/21/chartex" xmlns:cx3="http://schemas.microsoft.com/office/drawing/2016/5/9/chartex" xmlns:cx4="http://schemas.microsoft.com/office/drawing/2016/5/10/chartex" xmlns:cx5="http://schemas.microsoft.com/office/drawing/2016/5/11/chartex" xmlns:cx6="http://schemas.microsoft.com/office/drawing/2016/5/12/chartex" xmlns:cx7="http://schemas.microsoft.com/office/drawing/2016/5/13/chartex" xmlns:cx8="http://schemas.microsoft.com/office/drawing/2016/5/14/chartex" xmlns:mc="http://schemas.openxmlformats.org/markup-compatibility/2006" xmlns:m="http://schemas.openxmlformats.org/officeDocument/2006/math" xmlns:aink="http://schemas.microsoft.com/office/drawing/2016/ink" xmlns:am3d="http://schemas.microsoft.com/office/drawing/2017/model3d" xmlns:oel="http://schemas.microsoft.com/office/2019/extlst" xmlns:r="http://schemas.openxmlformats.org/officeDocument/2006/relationships" xmlns:wp14="http://schemas.microsoft.com/office/word/2010/wordprocessingDrawing" xmlns:wp="http://schemas.openxmlformats.org/drawingml/2006/wordprocessingDrawing" xmlns:wpg="http://schemas.microsoft.com/office/word/2010/wordprocessingGroup" xmlns:wpi="http://schemas.microsoft.com/office/word/2010/wordprocessingInk" xmlns:wps="http://schemas.microsoft.com/office/word/2010/wordprocessingShape" xmlns:o="urn:schemas-microsoft-com:office:office" xmlns:v="urn:schemas-microsoft-com:vml" xmlns:w10="urn:schemas-microsoft-com:office:word" xmlns:w="http://schemas.openxmlformats.org/wordprocessingml/2006/main" xmlns:w14="http://schemas.microsoft.com/office/word/2010/wordml" xmlns:w15="http://schemas.microsoft.com/office/word/2012/wordml" xmlns:w16cex="http://schemas.microsoft.com/office/word/2018/wordml/cex" xmlns:w16cid="http://schemas.microsoft.com/office/word/2016/wordml/cid" xmlns:w16="http://schemas.microsoft.com/office/word/2018/wordml" xmlns:w16sdtdh="http://schemas.microsoft.com/office/word/2020/wordml/sdtdatahash" xmlns:w16sdtfl="http://schemas.microsoft.com/office/word/2024/wordml/sdtformatlock" xmlns:w16se="http://schemas.microsoft.com/office/word/2015/wordml/symex" xmlns:w16du="http://schemas.microsoft.com/office/word/2023/wordml/word16du" xmlns:wne="http://schemas.microsoft.com/office/word/2006/wordml" mc:Ignorable="w14 w15 w16se w16cid w16 w16cex w16sdtdh w16sdtfl w16du wp14">
   <w:body>
     <w:tbl>
       <w:tblPr>
@@ -100,7 +100,25 @@
                 <w:sz w:val="20"/>
                 <w:szCs w:val="20"/>
               </w:rPr>
-              <w:t xml:space="preserve">This workshop is the second half of the Introduction to Python series. It builds directly on the concepts of Python I which included the </w:t>
+              <w:t xml:space="preserve">This workshop is the second half of the Introduction to Python series. It builds directly on the concepts of </w:t>
+            </w:r>
+            <w:r>
+              <w:rPr>
+                <w:b/>
+                <w:bCs/>
+                <w:color w:val="000000"/>
+                <w:sz w:val="20"/>
+                <w:szCs w:val="20"/>
+              </w:rPr>
+              <w:t>Python I</w:t>
+            </w:r>
+            <w:r>
+              <w:rPr>
+                <w:color w:val="000000"/>
+                <w:sz w:val="20"/>
+                <w:szCs w:val="20"/>
+              </w:rPr>
+              <w:t xml:space="preserve"> which included the </w:t>
             </w:r>
             <w:r>
               <w:rPr>
@@ -169,6 +187,14 @@
                 <w:szCs w:val="20"/>
               </w:rPr>
               <w:t>functions → recursion → modules → OOP</w:t>
+            </w:r>
+            <w:r>
+              <w:rPr>
+                <w:color w:val="000000"/>
+                <w:sz w:val="19"/>
+                <w:szCs w:val="19"/>
+              </w:rPr>
+              <w:t>→ scientific libraries (NumPy, Pandas, SQLite3) → domain-specific tools (BioPython).</w:t>
             </w:r>
           </w:p>
         </w:tc>
@@ -400,6 +426,12 @@
           </w:p>
           <w:p>
             <w:pPr>
+              <w:pStyle w:val="ListParagraph"/>
+              <w:numPr>
+                <w:ilvl w:val="0"/>
+                <w:numId w:val="3"/>
+              </w:numPr>
+              <w:contextualSpacing w:val="0"/>
               <w:rPr>
                 <w:sz w:val="20"/>
                 <w:szCs w:val="20"/>
@@ -804,12 +836,23 @@
     </w:p>
     <w:p>
       <w:pPr>
+        <w:tabs>
+          <w:tab w:val="left" w:pos="4593"/>
+        </w:tabs>
         <w:rPr>
           <w:b/>
           <w:bCs/>
           <w:color w:val="000000" w:themeColor="text1"/>
         </w:rPr>
       </w:pPr>
+      <w:r>
+        <w:rPr>
+          <w:b/>
+          <w:bCs/>
+          <w:color w:val="000000" w:themeColor="text1"/>
+        </w:rPr>
+        <w:tab/>
+      </w:r>
     </w:p>
     <w:p>
       <w:pPr>
@@ -1118,7 +1161,17 @@
                 <w:sz w:val="20"/>
                 <w:szCs w:val="20"/>
               </w:rPr>
-              <w:t>Confirm Gmail account for Colab access</w:t>
+              <w:t xml:space="preserve">Confirm </w:t>
+            </w:r>
+            <w:r>
+              <w:rPr>
+                <w:b/>
+                <w:bCs/>
+                <w:color w:val="000000"/>
+                <w:sz w:val="20"/>
+                <w:szCs w:val="20"/>
+              </w:rPr>
+              <w:t>Gmail account for Colab access</w:t>
             </w:r>
           </w:p>
           <w:p>
@@ -1142,7 +1195,23 @@
                 <w:sz w:val="20"/>
                 <w:szCs w:val="20"/>
               </w:rPr>
-              <w:t>We will use Colab for this course</w:t>
+              <w:t xml:space="preserve">We will use </w:t>
+            </w:r>
+            <w:r>
+              <w:rPr>
+                <w:color w:val="000000" w:themeColor="text1"/>
+                <w:sz w:val="20"/>
+                <w:szCs w:val="20"/>
+              </w:rPr>
+              <w:t xml:space="preserve">free Google </w:t>
+            </w:r>
+            <w:r>
+              <w:rPr>
+                <w:color w:val="000000" w:themeColor="text1"/>
+                <w:sz w:val="20"/>
+                <w:szCs w:val="20"/>
+              </w:rPr>
+              <w:t>Colab for this course</w:t>
             </w:r>
           </w:p>
           <w:p>
@@ -1196,7 +1265,25 @@
                 <w:sz w:val="20"/>
                 <w:szCs w:val="20"/>
               </w:rPr>
-              <w:t>see JAX Software Catalogue for details</w:t>
+              <w:t xml:space="preserve">see </w:t>
+            </w:r>
+            <w:hyperlink r:id="rId8" w:history="1">
+              <w:r>
+                <w:rPr>
+                  <w:rStyle w:val="Hyperlink"/>
+                  <w:sz w:val="20"/>
+                  <w:szCs w:val="20"/>
+                </w:rPr>
+                <w:t>JAX Software Catalogue</w:t>
+              </w:r>
+            </w:hyperlink>
+            <w:r>
+              <w:rPr>
+                <w:color w:val="000000"/>
+                <w:sz w:val="20"/>
+                <w:szCs w:val="20"/>
+              </w:rPr>
+              <w:t xml:space="preserve"> for details</w:t>
             </w:r>
           </w:p>
           <w:p>
@@ -8143,8 +8230,8 @@
       </w:pPr>
     </w:p>
     <w:sectPr>
-      <w:headerReference w:type="default" r:id="rId8"/>
-      <w:footerReference w:type="default" r:id="rId9"/>
+      <w:headerReference w:type="default" r:id="rId9"/>
+      <w:footerReference w:type="default" r:id="rId10"/>
       <w:pgSz w:w="12240" w:h="15840"/>
       <w:pgMar w:top="720" w:right="720" w:bottom="720" w:left="720" w:header="144" w:footer="432" w:gutter="0"/>
       <w:cols w:space="720"/>
@@ -8155,7 +8242,7 @@
 </file>
 
 <file path=word/endnotes.xml><?xml version="1.0" encoding="utf-8"?>
-<w:endnotes xmlns:wpc="http://schemas.microsoft.com/office/word/2010/wordprocessingCanvas" xmlns:cx="http://schemas.microsoft.com/office/drawing/2014/chartex" xmlns:cx1="http://schemas.microsoft.com/office/drawing/2015/9/8/chartex" xmlns:cx2="http://schemas.microsoft.com/office/drawing/2015/10/21/chartex" xmlns:cx3="http://schemas.microsoft.com/office/drawing/2016/5/9/chartex" xmlns:cx4="http://schemas.microsoft.com/office/drawing/2016/5/10/chartex" xmlns:cx5="http://schemas.microsoft.com/office/drawing/2016/5/11/chartex" xmlns:cx6="http://schemas.microsoft.com/office/drawing/2016/5/12/chartex" xmlns:cx7="http://schemas.microsoft.com/office/drawing/2016/5/13/chartex" xmlns:cx8="http://schemas.microsoft.com/office/drawing/2016/5/14/chartex" xmlns:mc="http://schemas.openxmlformats.org/markup-compatibility/2006" xmlns:aink="http://schemas.microsoft.com/office/drawing/2016/ink" xmlns:am3d="http://schemas.microsoft.com/office/drawing/2017/model3d" xmlns:o="urn:schemas-microsoft-com:office:office" xmlns:oel="http://schemas.microsoft.com/office/2019/extlst" xmlns:r="http://schemas.openxmlformats.org/officeDocument/2006/relationships" xmlns:m="http://schemas.openxmlformats.org/officeDocument/2006/math" xmlns:v="urn:schemas-microsoft-com:vml" xmlns:wp14="http://schemas.microsoft.com/office/word/2010/wordprocessingDrawing" xmlns:wp="http://schemas.openxmlformats.org/drawingml/2006/wordprocessingDrawing" xmlns:w10="urn:schemas-microsoft-com:office:word" xmlns:w="http://schemas.openxmlformats.org/wordprocessingml/2006/main" xmlns:w14="http://schemas.microsoft.com/office/word/2010/wordml" xmlns:w15="http://schemas.microsoft.com/office/word/2012/wordml" xmlns:w16cex="http://schemas.microsoft.com/office/word/2018/wordml/cex" xmlns:w16cid="http://schemas.microsoft.com/office/word/2016/wordml/cid" xmlns:w16="http://schemas.microsoft.com/office/word/2018/wordml" xmlns:w16du="http://schemas.microsoft.com/office/word/2023/wordml/word16du" xmlns:w16sdtdh="http://schemas.microsoft.com/office/word/2020/wordml/sdtdatahash" xmlns:w16sdtfl="http://schemas.microsoft.com/office/word/2024/wordml/sdtformatlock" xmlns:w16se="http://schemas.microsoft.com/office/word/2015/wordml/symex" xmlns:wpg="http://schemas.microsoft.com/office/word/2010/wordprocessingGroup" xmlns:wpi="http://schemas.microsoft.com/office/word/2010/wordprocessingInk" xmlns:wne="http://schemas.microsoft.com/office/word/2006/wordml" xmlns:wps="http://schemas.microsoft.com/office/word/2010/wordprocessingShape" mc:Ignorable="w14 w15 w16se w16cid w16 w16cex w16sdtdh w16sdtfl w16du wp14">
+<w:endnotes xmlns:wpc="http://schemas.microsoft.com/office/word/2010/wordprocessingCanvas" xmlns:cx="http://schemas.microsoft.com/office/drawing/2014/chartex" xmlns:cx1="http://schemas.microsoft.com/office/drawing/2015/9/8/chartex" xmlns:cx2="http://schemas.microsoft.com/office/drawing/2015/10/21/chartex" xmlns:cx3="http://schemas.microsoft.com/office/drawing/2016/5/9/chartex" xmlns:cx4="http://schemas.microsoft.com/office/drawing/2016/5/10/chartex" xmlns:cx5="http://schemas.microsoft.com/office/drawing/2016/5/11/chartex" xmlns:cx6="http://schemas.microsoft.com/office/drawing/2016/5/12/chartex" xmlns:cx7="http://schemas.microsoft.com/office/drawing/2016/5/13/chartex" xmlns:cx8="http://schemas.microsoft.com/office/drawing/2016/5/14/chartex" xmlns:mc="http://schemas.openxmlformats.org/markup-compatibility/2006" xmlns:m="http://schemas.openxmlformats.org/officeDocument/2006/math" xmlns:aink="http://schemas.microsoft.com/office/drawing/2016/ink" xmlns:am3d="http://schemas.microsoft.com/office/drawing/2017/model3d" xmlns:oel="http://schemas.microsoft.com/office/2019/extlst" xmlns:r="http://schemas.openxmlformats.org/officeDocument/2006/relationships" xmlns:wp14="http://schemas.microsoft.com/office/word/2010/wordprocessingDrawing" xmlns:wp="http://schemas.openxmlformats.org/drawingml/2006/wordprocessingDrawing" xmlns:wpg="http://schemas.microsoft.com/office/word/2010/wordprocessingGroup" xmlns:wpi="http://schemas.microsoft.com/office/word/2010/wordprocessingInk" xmlns:wps="http://schemas.microsoft.com/office/word/2010/wordprocessingShape" xmlns:o="urn:schemas-microsoft-com:office:office" xmlns:v="urn:schemas-microsoft-com:vml" xmlns:w10="urn:schemas-microsoft-com:office:word" xmlns:w="http://schemas.openxmlformats.org/wordprocessingml/2006/main" xmlns:w14="http://schemas.microsoft.com/office/word/2010/wordml" xmlns:w15="http://schemas.microsoft.com/office/word/2012/wordml" xmlns:w16cex="http://schemas.microsoft.com/office/word/2018/wordml/cex" xmlns:w16cid="http://schemas.microsoft.com/office/word/2016/wordml/cid" xmlns:w16="http://schemas.microsoft.com/office/word/2018/wordml" xmlns:w16sdtdh="http://schemas.microsoft.com/office/word/2020/wordml/sdtdatahash" xmlns:w16sdtfl="http://schemas.microsoft.com/office/word/2024/wordml/sdtformatlock" xmlns:w16se="http://schemas.microsoft.com/office/word/2015/wordml/symex" xmlns:w16du="http://schemas.microsoft.com/office/word/2023/wordml/word16du" xmlns:wne="http://schemas.microsoft.com/office/word/2006/wordml" mc:Ignorable="w14 w15 w16se w16cid w16 w16cex w16sdtdh w16sdtfl w16du wp14">
   <w:endnote w:type="separator" w:id="-1">
     <w:p>
       <w:pPr>
@@ -8180,7 +8267,7 @@
 </file>
 
 <file path=word/footer1.xml><?xml version="1.0" encoding="utf-8"?>
-<w:ftr xmlns:wpc="http://schemas.microsoft.com/office/word/2010/wordprocessingCanvas" xmlns:cx="http://schemas.microsoft.com/office/drawing/2014/chartex" xmlns:cx1="http://schemas.microsoft.com/office/drawing/2015/9/8/chartex" xmlns:cx2="http://schemas.microsoft.com/office/drawing/2015/10/21/chartex" xmlns:cx3="http://schemas.microsoft.com/office/drawing/2016/5/9/chartex" xmlns:cx4="http://schemas.microsoft.com/office/drawing/2016/5/10/chartex" xmlns:cx5="http://schemas.microsoft.com/office/drawing/2016/5/11/chartex" xmlns:cx6="http://schemas.microsoft.com/office/drawing/2016/5/12/chartex" xmlns:cx7="http://schemas.microsoft.com/office/drawing/2016/5/13/chartex" xmlns:cx8="http://schemas.microsoft.com/office/drawing/2016/5/14/chartex" xmlns:mc="http://schemas.openxmlformats.org/markup-compatibility/2006" xmlns:aink="http://schemas.microsoft.com/office/drawing/2016/ink" xmlns:am3d="http://schemas.microsoft.com/office/drawing/2017/model3d" xmlns:o="urn:schemas-microsoft-com:office:office" xmlns:oel="http://schemas.microsoft.com/office/2019/extlst" xmlns:r="http://schemas.openxmlformats.org/officeDocument/2006/relationships" xmlns:m="http://schemas.openxmlformats.org/officeDocument/2006/math" xmlns:v="urn:schemas-microsoft-com:vml" xmlns:wp14="http://schemas.microsoft.com/office/word/2010/wordprocessingDrawing" xmlns:wp="http://schemas.openxmlformats.org/drawingml/2006/wordprocessingDrawing" xmlns:w10="urn:schemas-microsoft-com:office:word" xmlns:w="http://schemas.openxmlformats.org/wordprocessingml/2006/main" xmlns:w14="http://schemas.microsoft.com/office/word/2010/wordml" xmlns:w15="http://schemas.microsoft.com/office/word/2012/wordml" xmlns:w16cex="http://schemas.microsoft.com/office/word/2018/wordml/cex" xmlns:w16cid="http://schemas.microsoft.com/office/word/2016/wordml/cid" xmlns:w16="http://schemas.microsoft.com/office/word/2018/wordml" xmlns:w16du="http://schemas.microsoft.com/office/word/2023/wordml/word16du" xmlns:w16sdtdh="http://schemas.microsoft.com/office/word/2020/wordml/sdtdatahash" xmlns:w16sdtfl="http://schemas.microsoft.com/office/word/2024/wordml/sdtformatlock" xmlns:w16se="http://schemas.microsoft.com/office/word/2015/wordml/symex" xmlns:wpg="http://schemas.microsoft.com/office/word/2010/wordprocessingGroup" xmlns:wpi="http://schemas.microsoft.com/office/word/2010/wordprocessingInk" xmlns:wne="http://schemas.microsoft.com/office/word/2006/wordml" xmlns:wps="http://schemas.microsoft.com/office/word/2010/wordprocessingShape" mc:Ignorable="w14 w15 w16se w16cid w16 w16cex w16sdtdh w16sdtfl w16du wp14">
+<w:ftr xmlns:wpc="http://schemas.microsoft.com/office/word/2010/wordprocessingCanvas" xmlns:cx="http://schemas.microsoft.com/office/drawing/2014/chartex" xmlns:cx1="http://schemas.microsoft.com/office/drawing/2015/9/8/chartex" xmlns:cx2="http://schemas.microsoft.com/office/drawing/2015/10/21/chartex" xmlns:cx3="http://schemas.microsoft.com/office/drawing/2016/5/9/chartex" xmlns:cx4="http://schemas.microsoft.com/office/drawing/2016/5/10/chartex" xmlns:cx5="http://schemas.microsoft.com/office/drawing/2016/5/11/chartex" xmlns:cx6="http://schemas.microsoft.com/office/drawing/2016/5/12/chartex" xmlns:cx7="http://schemas.microsoft.com/office/drawing/2016/5/13/chartex" xmlns:cx8="http://schemas.microsoft.com/office/drawing/2016/5/14/chartex" xmlns:mc="http://schemas.openxmlformats.org/markup-compatibility/2006" xmlns:m="http://schemas.openxmlformats.org/officeDocument/2006/math" xmlns:aink="http://schemas.microsoft.com/office/drawing/2016/ink" xmlns:am3d="http://schemas.microsoft.com/office/drawing/2017/model3d" xmlns:oel="http://schemas.microsoft.com/office/2019/extlst" xmlns:r="http://schemas.openxmlformats.org/officeDocument/2006/relationships" xmlns:wp14="http://schemas.microsoft.com/office/word/2010/wordprocessingDrawing" xmlns:wp="http://schemas.openxmlformats.org/drawingml/2006/wordprocessingDrawing" xmlns:wpg="http://schemas.microsoft.com/office/word/2010/wordprocessingGroup" xmlns:wpi="http://schemas.microsoft.com/office/word/2010/wordprocessingInk" xmlns:wps="http://schemas.microsoft.com/office/word/2010/wordprocessingShape" xmlns:o="urn:schemas-microsoft-com:office:office" xmlns:v="urn:schemas-microsoft-com:vml" xmlns:w10="urn:schemas-microsoft-com:office:word" xmlns:w="http://schemas.openxmlformats.org/wordprocessingml/2006/main" xmlns:w14="http://schemas.microsoft.com/office/word/2010/wordml" xmlns:w15="http://schemas.microsoft.com/office/word/2012/wordml" xmlns:w16cex="http://schemas.microsoft.com/office/word/2018/wordml/cex" xmlns:w16cid="http://schemas.microsoft.com/office/word/2016/wordml/cid" xmlns:w16="http://schemas.microsoft.com/office/word/2018/wordml" xmlns:w16sdtdh="http://schemas.microsoft.com/office/word/2020/wordml/sdtdatahash" xmlns:w16sdtfl="http://schemas.microsoft.com/office/word/2024/wordml/sdtformatlock" xmlns:w16se="http://schemas.microsoft.com/office/word/2015/wordml/symex" xmlns:w16du="http://schemas.microsoft.com/office/word/2023/wordml/word16du" xmlns:wne="http://schemas.microsoft.com/office/word/2006/wordml" mc:Ignorable="w14 w15 w16se w16cid w16 w16cex w16sdtdh w16sdtfl w16du wp14">
   <w:p>
     <w:pPr>
       <w:pStyle w:val="Footer"/>
@@ -8216,7 +8303,14 @@
         <w:sz w:val="20"/>
         <w:szCs w:val="20"/>
       </w:rPr>
-      <w:t xml:space="preserve">March </w:t>
+      <w:t>August</w:t>
+    </w:r>
+    <w:r>
+      <w:rPr>
+        <w:sz w:val="20"/>
+        <w:szCs w:val="20"/>
+      </w:rPr>
+      <w:t xml:space="preserve"> </w:t>
     </w:r>
     <w:r>
       <w:rPr>
@@ -8235,7 +8329,7 @@
 </file>
 
 <file path=word/footnotes.xml><?xml version="1.0" encoding="utf-8"?>
-<w:footnotes xmlns:wpc="http://schemas.microsoft.com/office/word/2010/wordprocessingCanvas" xmlns:cx="http://schemas.microsoft.com/office/drawing/2014/chartex" xmlns:cx1="http://schemas.microsoft.com/office/drawing/2015/9/8/chartex" xmlns:cx2="http://schemas.microsoft.com/office/drawing/2015/10/21/chartex" xmlns:cx3="http://schemas.microsoft.com/office/drawing/2016/5/9/chartex" xmlns:cx4="http://schemas.microsoft.com/office/drawing/2016/5/10/chartex" xmlns:cx5="http://schemas.microsoft.com/office/drawing/2016/5/11/chartex" xmlns:cx6="http://schemas.microsoft.com/office/drawing/2016/5/12/chartex" xmlns:cx7="http://schemas.microsoft.com/office/drawing/2016/5/13/chartex" xmlns:cx8="http://schemas.microsoft.com/office/drawing/2016/5/14/chartex" xmlns:mc="http://schemas.openxmlformats.org/markup-compatibility/2006" xmlns:aink="http://schemas.microsoft.com/office/drawing/2016/ink" xmlns:am3d="http://schemas.microsoft.com/office/drawing/2017/model3d" xmlns:o="urn:schemas-microsoft-com:office:office" xmlns:oel="http://schemas.microsoft.com/office/2019/extlst" xmlns:r="http://schemas.openxmlformats.org/officeDocument/2006/relationships" xmlns:m="http://schemas.openxmlformats.org/officeDocument/2006/math" xmlns:v="urn:schemas-microsoft-com:vml" xmlns:wp14="http://schemas.microsoft.com/office/word/2010/wordprocessingDrawing" xmlns:wp="http://schemas.openxmlformats.org/drawingml/2006/wordprocessingDrawing" xmlns:w10="urn:schemas-microsoft-com:office:word" xmlns:w="http://schemas.openxmlformats.org/wordprocessingml/2006/main" xmlns:w14="http://schemas.microsoft.com/office/word/2010/wordml" xmlns:w15="http://schemas.microsoft.com/office/word/2012/wordml" xmlns:w16cex="http://schemas.microsoft.com/office/word/2018/wordml/cex" xmlns:w16cid="http://schemas.microsoft.com/office/word/2016/wordml/cid" xmlns:w16="http://schemas.microsoft.com/office/word/2018/wordml" xmlns:w16du="http://schemas.microsoft.com/office/word/2023/wordml/word16du" xmlns:w16sdtdh="http://schemas.microsoft.com/office/word/2020/wordml/sdtdatahash" xmlns:w16sdtfl="http://schemas.microsoft.com/office/word/2024/wordml/sdtformatlock" xmlns:w16se="http://schemas.microsoft.com/office/word/2015/wordml/symex" xmlns:wpg="http://schemas.microsoft.com/office/word/2010/wordprocessingGroup" xmlns:wpi="http://schemas.microsoft.com/office/word/2010/wordprocessingInk" xmlns:wne="http://schemas.microsoft.com/office/word/2006/wordml" xmlns:wps="http://schemas.microsoft.com/office/word/2010/wordprocessingShape" mc:Ignorable="w14 w15 w16se w16cid w16 w16cex w16sdtdh w16sdtfl w16du wp14">
+<w:footnotes xmlns:wpc="http://schemas.microsoft.com/office/word/2010/wordprocessingCanvas" xmlns:cx="http://schemas.microsoft.com/office/drawing/2014/chartex" xmlns:cx1="http://schemas.microsoft.com/office/drawing/2015/9/8/chartex" xmlns:cx2="http://schemas.microsoft.com/office/drawing/2015/10/21/chartex" xmlns:cx3="http://schemas.microsoft.com/office/drawing/2016/5/9/chartex" xmlns:cx4="http://schemas.microsoft.com/office/drawing/2016/5/10/chartex" xmlns:cx5="http://schemas.microsoft.com/office/drawing/2016/5/11/chartex" xmlns:cx6="http://schemas.microsoft.com/office/drawing/2016/5/12/chartex" xmlns:cx7="http://schemas.microsoft.com/office/drawing/2016/5/13/chartex" xmlns:cx8="http://schemas.microsoft.com/office/drawing/2016/5/14/chartex" xmlns:mc="http://schemas.openxmlformats.org/markup-compatibility/2006" xmlns:m="http://schemas.openxmlformats.org/officeDocument/2006/math" xmlns:aink="http://schemas.microsoft.com/office/drawing/2016/ink" xmlns:am3d="http://schemas.microsoft.com/office/drawing/2017/model3d" xmlns:oel="http://schemas.microsoft.com/office/2019/extlst" xmlns:r="http://schemas.openxmlformats.org/officeDocument/2006/relationships" xmlns:wp14="http://schemas.microsoft.com/office/word/2010/wordprocessingDrawing" xmlns:wp="http://schemas.openxmlformats.org/drawingml/2006/wordprocessingDrawing" xmlns:wpg="http://schemas.microsoft.com/office/word/2010/wordprocessingGroup" xmlns:wpi="http://schemas.microsoft.com/office/word/2010/wordprocessingInk" xmlns:wps="http://schemas.microsoft.com/office/word/2010/wordprocessingShape" xmlns:o="urn:schemas-microsoft-com:office:office" xmlns:v="urn:schemas-microsoft-com:vml" xmlns:w10="urn:schemas-microsoft-com:office:word" xmlns:w="http://schemas.openxmlformats.org/wordprocessingml/2006/main" xmlns:w14="http://schemas.microsoft.com/office/word/2010/wordml" xmlns:w15="http://schemas.microsoft.com/office/word/2012/wordml" xmlns:w16cex="http://schemas.microsoft.com/office/word/2018/wordml/cex" xmlns:w16cid="http://schemas.microsoft.com/office/word/2016/wordml/cid" xmlns:w16="http://schemas.microsoft.com/office/word/2018/wordml" xmlns:w16sdtdh="http://schemas.microsoft.com/office/word/2020/wordml/sdtdatahash" xmlns:w16sdtfl="http://schemas.microsoft.com/office/word/2024/wordml/sdtformatlock" xmlns:w16se="http://schemas.microsoft.com/office/word/2015/wordml/symex" xmlns:w16du="http://schemas.microsoft.com/office/word/2023/wordml/word16du" xmlns:wne="http://schemas.microsoft.com/office/word/2006/wordml" mc:Ignorable="w14 w15 w16se w16cid w16 w16cex w16sdtdh w16sdtfl w16du wp14">
   <w:footnote w:type="separator" w:id="-1">
     <w:p>
       <w:pPr>
@@ -8260,7 +8354,7 @@
 </file>
 
 <file path=word/header1.xml><?xml version="1.0" encoding="utf-8"?>
-<w:hdr xmlns:wpc="http://schemas.microsoft.com/office/word/2010/wordprocessingCanvas" xmlns:cx="http://schemas.microsoft.com/office/drawing/2014/chartex" xmlns:cx1="http://schemas.microsoft.com/office/drawing/2015/9/8/chartex" xmlns:cx2="http://schemas.microsoft.com/office/drawing/2015/10/21/chartex" xmlns:cx3="http://schemas.microsoft.com/office/drawing/2016/5/9/chartex" xmlns:cx4="http://schemas.microsoft.com/office/drawing/2016/5/10/chartex" xmlns:cx5="http://schemas.microsoft.com/office/drawing/2016/5/11/chartex" xmlns:cx6="http://schemas.microsoft.com/office/drawing/2016/5/12/chartex" xmlns:cx7="http://schemas.microsoft.com/office/drawing/2016/5/13/chartex" xmlns:cx8="http://schemas.microsoft.com/office/drawing/2016/5/14/chartex" xmlns:mc="http://schemas.openxmlformats.org/markup-compatibility/2006" xmlns:aink="http://schemas.microsoft.com/office/drawing/2016/ink" xmlns:am3d="http://schemas.microsoft.com/office/drawing/2017/model3d" xmlns:o="urn:schemas-microsoft-com:office:office" xmlns:oel="http://schemas.microsoft.com/office/2019/extlst" xmlns:r="http://schemas.openxmlformats.org/officeDocument/2006/relationships" xmlns:m="http://schemas.openxmlformats.org/officeDocument/2006/math" xmlns:v="urn:schemas-microsoft-com:vml" xmlns:wp14="http://schemas.microsoft.com/office/word/2010/wordprocessingDrawing" xmlns:wp="http://schemas.openxmlformats.org/drawingml/2006/wordprocessingDrawing" xmlns:w10="urn:schemas-microsoft-com:office:word" xmlns:w="http://schemas.openxmlformats.org/wordprocessingml/2006/main" xmlns:w14="http://schemas.microsoft.com/office/word/2010/wordml" xmlns:w15="http://schemas.microsoft.com/office/word/2012/wordml" xmlns:w16cex="http://schemas.microsoft.com/office/word/2018/wordml/cex" xmlns:w16cid="http://schemas.microsoft.com/office/word/2016/wordml/cid" xmlns:w16="http://schemas.microsoft.com/office/word/2018/wordml" xmlns:w16du="http://schemas.microsoft.com/office/word/2023/wordml/word16du" xmlns:w16sdtdh="http://schemas.microsoft.com/office/word/2020/wordml/sdtdatahash" xmlns:w16sdtfl="http://schemas.microsoft.com/office/word/2024/wordml/sdtformatlock" xmlns:w16se="http://schemas.microsoft.com/office/word/2015/wordml/symex" xmlns:wpg="http://schemas.microsoft.com/office/word/2010/wordprocessingGroup" xmlns:wpi="http://schemas.microsoft.com/office/word/2010/wordprocessingInk" xmlns:wne="http://schemas.microsoft.com/office/word/2006/wordml" xmlns:wps="http://schemas.microsoft.com/office/word/2010/wordprocessingShape" mc:Ignorable="w14 w15 w16se w16cid w16 w16cex w16sdtdh w16sdtfl w16du wp14">
+<w:hdr xmlns:wpc="http://schemas.microsoft.com/office/word/2010/wordprocessingCanvas" xmlns:cx="http://schemas.microsoft.com/office/drawing/2014/chartex" xmlns:cx1="http://schemas.microsoft.com/office/drawing/2015/9/8/chartex" xmlns:cx2="http://schemas.microsoft.com/office/drawing/2015/10/21/chartex" xmlns:cx3="http://schemas.microsoft.com/office/drawing/2016/5/9/chartex" xmlns:cx4="http://schemas.microsoft.com/office/drawing/2016/5/10/chartex" xmlns:cx5="http://schemas.microsoft.com/office/drawing/2016/5/11/chartex" xmlns:cx6="http://schemas.microsoft.com/office/drawing/2016/5/12/chartex" xmlns:cx7="http://schemas.microsoft.com/office/drawing/2016/5/13/chartex" xmlns:cx8="http://schemas.microsoft.com/office/drawing/2016/5/14/chartex" xmlns:mc="http://schemas.openxmlformats.org/markup-compatibility/2006" xmlns:m="http://schemas.openxmlformats.org/officeDocument/2006/math" xmlns:aink="http://schemas.microsoft.com/office/drawing/2016/ink" xmlns:am3d="http://schemas.microsoft.com/office/drawing/2017/model3d" xmlns:oel="http://schemas.microsoft.com/office/2019/extlst" xmlns:r="http://schemas.openxmlformats.org/officeDocument/2006/relationships" xmlns:wp14="http://schemas.microsoft.com/office/word/2010/wordprocessingDrawing" xmlns:wp="http://schemas.openxmlformats.org/drawingml/2006/wordprocessingDrawing" xmlns:wpg="http://schemas.microsoft.com/office/word/2010/wordprocessingGroup" xmlns:wpi="http://schemas.microsoft.com/office/word/2010/wordprocessingInk" xmlns:wps="http://schemas.microsoft.com/office/word/2010/wordprocessingShape" xmlns:o="urn:schemas-microsoft-com:office:office" xmlns:v="urn:schemas-microsoft-com:vml" xmlns:w10="urn:schemas-microsoft-com:office:word" xmlns:w="http://schemas.openxmlformats.org/wordprocessingml/2006/main" xmlns:w14="http://schemas.microsoft.com/office/word/2010/wordml" xmlns:w15="http://schemas.microsoft.com/office/word/2012/wordml" xmlns:w16cex="http://schemas.microsoft.com/office/word/2018/wordml/cex" xmlns:w16cid="http://schemas.microsoft.com/office/word/2016/wordml/cid" xmlns:w16="http://schemas.microsoft.com/office/word/2018/wordml" xmlns:w16sdtdh="http://schemas.microsoft.com/office/word/2020/wordml/sdtdatahash" xmlns:w16sdtfl="http://schemas.microsoft.com/office/word/2024/wordml/sdtformatlock" xmlns:w16se="http://schemas.microsoft.com/office/word/2015/wordml/symex" xmlns:w16du="http://schemas.microsoft.com/office/word/2023/wordml/word16du" xmlns:wne="http://schemas.microsoft.com/office/word/2006/wordml" mc:Ignorable="w14 w15 w16se w16cid w16 w16cex w16sdtdh w16sdtfl w16du wp14">
   <w:p>
     <w:pPr>
       <w:pStyle w:val="Header"/>
@@ -8556,7 +8650,7 @@
 </file>
 
 <file path=word/numbering.xml><?xml version="1.0" encoding="utf-8"?>
-<w:numbering xmlns:wpc="http://schemas.microsoft.com/office/word/2010/wordprocessingCanvas" xmlns:cx="http://schemas.microsoft.com/office/drawing/2014/chartex" xmlns:cx1="http://schemas.microsoft.com/office/drawing/2015/9/8/chartex" xmlns:cx2="http://schemas.microsoft.com/office/drawing/2015/10/21/chartex" xmlns:cx3="http://schemas.microsoft.com/office/drawing/2016/5/9/chartex" xmlns:cx4="http://schemas.microsoft.com/office/drawing/2016/5/10/chartex" xmlns:cx5="http://schemas.microsoft.com/office/drawing/2016/5/11/chartex" xmlns:cx6="http://schemas.microsoft.com/office/drawing/2016/5/12/chartex" xmlns:cx7="http://schemas.microsoft.com/office/drawing/2016/5/13/chartex" xmlns:cx8="http://schemas.microsoft.com/office/drawing/2016/5/14/chartex" xmlns:mc="http://schemas.openxmlformats.org/markup-compatibility/2006" xmlns:aink="http://schemas.microsoft.com/office/drawing/2016/ink" xmlns:am3d="http://schemas.microsoft.com/office/drawing/2017/model3d" xmlns:o="urn:schemas-microsoft-com:office:office" xmlns:oel="http://schemas.microsoft.com/office/2019/extlst" xmlns:r="http://schemas.openxmlformats.org/officeDocument/2006/relationships" xmlns:m="http://schemas.openxmlformats.org/officeDocument/2006/math" xmlns:v="urn:schemas-microsoft-com:vml" xmlns:wp14="http://schemas.microsoft.com/office/word/2010/wordprocessingDrawing" xmlns:wp="http://schemas.openxmlformats.org/drawingml/2006/wordprocessingDrawing" xmlns:w10="urn:schemas-microsoft-com:office:word" xmlns:w="http://schemas.openxmlformats.org/wordprocessingml/2006/main" xmlns:w14="http://schemas.microsoft.com/office/word/2010/wordml" xmlns:w15="http://schemas.microsoft.com/office/word/2012/wordml" xmlns:w16cex="http://schemas.microsoft.com/office/word/2018/wordml/cex" xmlns:w16cid="http://schemas.microsoft.com/office/word/2016/wordml/cid" xmlns:w16="http://schemas.microsoft.com/office/word/2018/wordml" xmlns:w16du="http://schemas.microsoft.com/office/word/2023/wordml/word16du" xmlns:w16sdtdh="http://schemas.microsoft.com/office/word/2020/wordml/sdtdatahash" xmlns:w16sdtfl="http://schemas.microsoft.com/office/word/2024/wordml/sdtformatlock" xmlns:w16se="http://schemas.microsoft.com/office/word/2015/wordml/symex" xmlns:wpg="http://schemas.microsoft.com/office/word/2010/wordprocessingGroup" xmlns:wpi="http://schemas.microsoft.com/office/word/2010/wordprocessingInk" xmlns:wne="http://schemas.microsoft.com/office/word/2006/wordml" xmlns:wps="http://schemas.microsoft.com/office/word/2010/wordprocessingShape" mc:Ignorable="w14 w15 w16se w16cid w16 w16cex w16sdtdh w16sdtfl w16du wp14">
+<w:numbering xmlns:wpc="http://schemas.microsoft.com/office/word/2010/wordprocessingCanvas" xmlns:cx="http://schemas.microsoft.com/office/drawing/2014/chartex" xmlns:cx1="http://schemas.microsoft.com/office/drawing/2015/9/8/chartex" xmlns:cx2="http://schemas.microsoft.com/office/drawing/2015/10/21/chartex" xmlns:cx3="http://schemas.microsoft.com/office/drawing/2016/5/9/chartex" xmlns:cx4="http://schemas.microsoft.com/office/drawing/2016/5/10/chartex" xmlns:cx5="http://schemas.microsoft.com/office/drawing/2016/5/11/chartex" xmlns:cx6="http://schemas.microsoft.com/office/drawing/2016/5/12/chartex" xmlns:cx7="http://schemas.microsoft.com/office/drawing/2016/5/13/chartex" xmlns:cx8="http://schemas.microsoft.com/office/drawing/2016/5/14/chartex" xmlns:mc="http://schemas.openxmlformats.org/markup-compatibility/2006" xmlns:m="http://schemas.openxmlformats.org/officeDocument/2006/math" xmlns:aink="http://schemas.microsoft.com/office/drawing/2016/ink" xmlns:am3d="http://schemas.microsoft.com/office/drawing/2017/model3d" xmlns:oel="http://schemas.microsoft.com/office/2019/extlst" xmlns:r="http://schemas.openxmlformats.org/officeDocument/2006/relationships" xmlns:wp14="http://schemas.microsoft.com/office/word/2010/wordprocessingDrawing" xmlns:wp="http://schemas.openxmlformats.org/drawingml/2006/wordprocessingDrawing" xmlns:wpg="http://schemas.microsoft.com/office/word/2010/wordprocessingGroup" xmlns:wpi="http://schemas.microsoft.com/office/word/2010/wordprocessingInk" xmlns:wps="http://schemas.microsoft.com/office/word/2010/wordprocessingShape" xmlns:o="urn:schemas-microsoft-com:office:office" xmlns:v="urn:schemas-microsoft-com:vml" xmlns:w10="urn:schemas-microsoft-com:office:word" xmlns:w="http://schemas.openxmlformats.org/wordprocessingml/2006/main" xmlns:w14="http://schemas.microsoft.com/office/word/2010/wordml" xmlns:w15="http://schemas.microsoft.com/office/word/2012/wordml" xmlns:w16cex="http://schemas.microsoft.com/office/word/2018/wordml/cex" xmlns:w16cid="http://schemas.microsoft.com/office/word/2016/wordml/cid" xmlns:w16="http://schemas.microsoft.com/office/word/2018/wordml" xmlns:w16sdtdh="http://schemas.microsoft.com/office/word/2020/wordml/sdtdatahash" xmlns:w16sdtfl="http://schemas.microsoft.com/office/word/2024/wordml/sdtformatlock" xmlns:w16se="http://schemas.microsoft.com/office/word/2015/wordml/symex" xmlns:w16du="http://schemas.microsoft.com/office/word/2023/wordml/word16du" xmlns:wne="http://schemas.microsoft.com/office/word/2006/wordml" mc:Ignorable="w14 w15 w16se w16cid w16 w16cex w16sdtdh w16sdtfl w16du wp14">
   <w:abstractNum w:abstractNumId="0" w15:restartNumberingAfterBreak="0">
     <w:nsid w:val="105240DF"/>
     <w:multiLevelType w:val="hybridMultilevel"/>
@@ -8801,7 +8895,7 @@
 </file>
 
 <file path=word/styles.xml><?xml version="1.0" encoding="utf-8"?>
-<w:styles xmlns:mc="http://schemas.openxmlformats.org/markup-compatibility/2006" xmlns:r="http://schemas.openxmlformats.org/officeDocument/2006/relationships" xmlns:w="http://schemas.openxmlformats.org/wordprocessingml/2006/main" xmlns:w14="http://schemas.microsoft.com/office/word/2010/wordml" xmlns:w15="http://schemas.microsoft.com/office/word/2012/wordml" xmlns:w16cex="http://schemas.microsoft.com/office/word/2018/wordml/cex" xmlns:w16cid="http://schemas.microsoft.com/office/word/2016/wordml/cid" xmlns:w16="http://schemas.microsoft.com/office/word/2018/wordml" xmlns:w16du="http://schemas.microsoft.com/office/word/2023/wordml/word16du" xmlns:w16sdtdh="http://schemas.microsoft.com/office/word/2020/wordml/sdtdatahash" xmlns:w16sdtfl="http://schemas.microsoft.com/office/word/2024/wordml/sdtformatlock" xmlns:w16se="http://schemas.microsoft.com/office/word/2015/wordml/symex" mc:Ignorable="w14 w15 w16se w16cid w16 w16cex w16sdtdh w16sdtfl w16du">
+<w:styles xmlns:mc="http://schemas.openxmlformats.org/markup-compatibility/2006" xmlns:r="http://schemas.openxmlformats.org/officeDocument/2006/relationships" xmlns:w="http://schemas.openxmlformats.org/wordprocessingml/2006/main" xmlns:w14="http://schemas.microsoft.com/office/word/2010/wordml" xmlns:w15="http://schemas.microsoft.com/office/word/2012/wordml" xmlns:w16cex="http://schemas.microsoft.com/office/word/2018/wordml/cex" xmlns:w16cid="http://schemas.microsoft.com/office/word/2016/wordml/cid" xmlns:w16="http://schemas.microsoft.com/office/word/2018/wordml" xmlns:w16sdtdh="http://schemas.microsoft.com/office/word/2020/wordml/sdtdatahash" xmlns:w16sdtfl="http://schemas.microsoft.com/office/word/2024/wordml/sdtformatlock" xmlns:w16se="http://schemas.microsoft.com/office/word/2015/wordml/symex" xmlns:w16du="http://schemas.microsoft.com/office/word/2023/wordml/word16du" mc:Ignorable="w14 w15 w16se w16cid w16 w16cex w16sdtdh w16sdtfl w16du">
   <w:docDefaults>
     <w:rPrDefault>
       <w:rPr>
